--- a/prompt.docx
+++ b/prompt.docx
@@ -1027,6 +1027,110 @@
     </w:p>
     <w:p>
       <w:pPr>
+        <w:rPr>
+          <w:rFonts w:hint="eastAsia"/>
+        </w:rPr>
+      </w:pPr>
+      <w:r>
+        <w:rPr>
+          <w:rFonts w:hint="eastAsia"/>
+        </w:rPr>
+        <w:t>CREATE TABLE `borrow_records` (</w:t>
+      </w:r>
+    </w:p>
+    <w:p>
+      <w:pPr>
+        <w:rPr>
+          <w:rFonts w:hint="eastAsia"/>
+        </w:rPr>
+      </w:pPr>
+      <w:r>
+        <w:rPr>
+          <w:rFonts w:hint="eastAsia"/>
+        </w:rPr>
+        <w:t xml:space="preserve">    `id` BIGINT NOT NULL AUTO_INCREMENT,</w:t>
+      </w:r>
+    </w:p>
+    <w:p>
+      <w:pPr>
+        <w:rPr>
+          <w:rFonts w:hint="eastAsia"/>
+        </w:rPr>
+      </w:pPr>
+      <w:r>
+        <w:rPr>
+          <w:rFonts w:hint="eastAsia"/>
+        </w:rPr>
+        <w:t xml:space="preserve">    `book_id` BIGINT NOT NULL COMMENT '关联的书籍ID',</w:t>
+      </w:r>
+    </w:p>
+    <w:p>
+      <w:pPr>
+        <w:rPr>
+          <w:rFonts w:hint="eastAsia"/>
+        </w:rPr>
+      </w:pPr>
+      <w:r>
+        <w:rPr>
+          <w:rFonts w:hint="eastAsia"/>
+        </w:rPr>
+        <w:t xml:space="preserve">    `user_id` BIGINT NOT NULL COMMENT '借阅人ID',</w:t>
+      </w:r>
+    </w:p>
+    <w:p>
+      <w:pPr>
+        <w:rPr>
+          <w:rFonts w:hint="eastAsia"/>
+        </w:rPr>
+      </w:pPr>
+      <w:r>
+        <w:rPr>
+          <w:rFonts w:hint="eastAsia"/>
+        </w:rPr>
+        <w:t xml:space="preserve">    `borrow_time` DATETIME NOT NULL COMMENT '借出时间',</w:t>
+      </w:r>
+    </w:p>
+    <w:p>
+      <w:pPr>
+        <w:rPr>
+          <w:rFonts w:hint="eastAsia"/>
+        </w:rPr>
+      </w:pPr>
+      <w:r>
+        <w:rPr>
+          <w:rFonts w:hint="eastAsia"/>
+        </w:rPr>
+        <w:t xml:space="preserve">    `return_time` DATETIME COMMENT '归还时间',</w:t>
+      </w:r>
+    </w:p>
+    <w:p>
+      <w:pPr>
+        <w:rPr>
+          <w:rFonts w:hint="eastAsia"/>
+        </w:rPr>
+      </w:pPr>
+      <w:r>
+        <w:rPr>
+          <w:rFonts w:hint="eastAsia"/>
+        </w:rPr>
+        <w:t xml:space="preserve">    PRIMARY KEY (`id`)</w:t>
+      </w:r>
+    </w:p>
+    <w:p>
+      <w:pPr>
+        <w:rPr>
+          <w:rFonts w:hint="eastAsia"/>
+        </w:rPr>
+      </w:pPr>
+      <w:r>
+        <w:rPr>
+          <w:rFonts w:hint="eastAsia"/>
+        </w:rPr>
+        <w:t>);</w:t>
+      </w:r>
+    </w:p>
+    <w:p>
+      <w:pPr>
         <w:pStyle w:val="2"/>
         <w:bidi w:val="0"/>
         <w:rPr>
@@ -1046,6 +1150,38 @@
       <w:pPr>
         <w:rPr>
           <w:rFonts w:hint="eastAsia"/>
+          <w:lang w:val="en-US" w:eastAsia="zh-CN"/>
+        </w:rPr>
+      </w:pPr>
+      <w:r>
+        <w:rPr>
+          <w:rFonts w:ascii="宋体" w:hAnsi="宋体" w:eastAsia="宋体" w:cs="宋体"/>
+          <w:sz w:val="24"/>
+          <w:szCs w:val="24"/>
+        </w:rPr>
+        <w:t>后端基础架构已就绪。现在我们要实现核心课题：“AI 辅助分析系统”。</w:t>
+      </w:r>
+      <w:r>
+        <w:rPr>
+          <w:rFonts w:ascii="宋体" w:hAnsi="宋体" w:eastAsia="宋体" w:cs="宋体"/>
+          <w:sz w:val="24"/>
+          <w:szCs w:val="24"/>
+        </w:rPr>
+        <w:br w:type="textWrapping"/>
+      </w:r>
+      <w:r>
+        <w:rPr>
+          <w:rFonts w:ascii="宋体" w:hAnsi="宋体" w:eastAsia="宋体" w:cs="宋体"/>
+          <w:sz w:val="24"/>
+          <w:szCs w:val="24"/>
+        </w:rPr>
+        <w:t>请帮我引入大模型能力，实现一个后端的智能分析接口。</w:t>
+      </w:r>
+    </w:p>
+    <w:p>
+      <w:pPr>
+        <w:rPr>
+          <w:rFonts w:hint="eastAsia"/>
         </w:rPr>
       </w:pPr>
       <w:r>
@@ -2498,8 +2634,1433 @@
         </w:rPr>
         <w:t>请给出完整的 RedisConfig.java 和修改后的 AiService.java 代码。</w:t>
       </w:r>
+    </w:p>
+    <w:p>
+      <w:pPr>
+        <w:pStyle w:val="2"/>
+        <w:bidi w:val="0"/>
+        <w:rPr>
+          <w:rFonts w:hint="eastAsia"/>
+          <w:lang w:val="en-US" w:eastAsia="zh-CN"/>
+        </w:rPr>
+      </w:pPr>
+      <w:r>
+        <w:rPr>
+          <w:rFonts w:hint="eastAsia"/>
+          <w:lang w:val="en-US" w:eastAsia="zh-CN"/>
+        </w:rPr>
+        <w:t>7</w:t>
+      </w:r>
+    </w:p>
+    <w:p>
+      <w:pPr>
+        <w:rPr>
+          <w:rFonts w:hint="default"/>
+          <w:lang w:val="en-US" w:eastAsia="zh-CN"/>
+        </w:rPr>
+      </w:pPr>
+      <w:r>
+        <w:rPr>
+          <w:rFonts w:hint="default"/>
+          <w:lang w:val="en-US" w:eastAsia="zh-CN"/>
+        </w:rPr>
+        <w:t>🚀 Cursor 任务指令 (Prompt)</w:t>
+      </w:r>
+    </w:p>
+    <w:p>
+      <w:pPr>
+        <w:rPr>
+          <w:rFonts w:hint="default"/>
+          <w:lang w:val="en-US" w:eastAsia="zh-CN"/>
+        </w:rPr>
+      </w:pPr>
+      <w:r>
+        <w:rPr>
+          <w:rFonts w:hint="default"/>
+          <w:lang w:val="en-US" w:eastAsia="zh-CN"/>
+        </w:rPr>
+        <w:t>Role: 资深后端架构师</w:t>
+      </w:r>
+    </w:p>
+    <w:p>
+      <w:pPr>
+        <w:rPr>
+          <w:rFonts w:hint="default"/>
+          <w:lang w:val="en-US" w:eastAsia="zh-CN"/>
+        </w:rPr>
+      </w:pPr>
+      <w:r>
+        <w:rPr>
+          <w:rFonts w:hint="default"/>
+          <w:lang w:val="en-US" w:eastAsia="zh-CN"/>
+        </w:rPr>
+        <w:t>Task: 按照“职责分离”原则，将现有的 AiService 重构为模块化的 RAG 架构，并集成阿里 DashScope 向量模型。</w:t>
+      </w:r>
+    </w:p>
+    <w:p>
+      <w:pPr>
+        <w:rPr>
+          <w:rFonts w:hint="default"/>
+          <w:lang w:val="en-US" w:eastAsia="zh-CN"/>
+        </w:rPr>
+      </w:pPr>
+    </w:p>
+    <w:p>
+      <w:pPr>
+        <w:rPr>
+          <w:rFonts w:hint="default"/>
+          <w:lang w:val="en-US" w:eastAsia="zh-CN"/>
+        </w:rPr>
+      </w:pPr>
+      <w:r>
+        <w:rPr>
+          <w:rFonts w:hint="default"/>
+          <w:lang w:val="en-US" w:eastAsia="zh-CN"/>
+        </w:rPr>
+        <w:t>1. 新增 VectorStoreService.java (情报部门)</w:t>
+      </w:r>
+    </w:p>
+    <w:p>
+      <w:pPr>
+        <w:rPr>
+          <w:rFonts w:hint="default"/>
+          <w:lang w:val="en-US" w:eastAsia="zh-CN"/>
+        </w:rPr>
+      </w:pPr>
+      <w:r>
+        <w:rPr>
+          <w:rFonts w:hint="default"/>
+          <w:lang w:val="en-US" w:eastAsia="zh-CN"/>
+        </w:rPr>
+        <w:t>配置模型：使用 DashScopeEmbeddingModel，配置如下：</w:t>
+      </w:r>
+    </w:p>
+    <w:p>
+      <w:pPr>
+        <w:rPr>
+          <w:rFonts w:hint="default"/>
+          <w:lang w:val="en-US" w:eastAsia="zh-CN"/>
+        </w:rPr>
+      </w:pPr>
+    </w:p>
+    <w:p>
+      <w:pPr>
+        <w:rPr>
+          <w:rFonts w:hint="default"/>
+          <w:lang w:val="en-US" w:eastAsia="zh-CN"/>
+        </w:rPr>
+      </w:pPr>
+      <w:r>
+        <w:rPr>
+          <w:rFonts w:hint="default"/>
+          <w:lang w:val="en-US" w:eastAsia="zh-CN"/>
+        </w:rPr>
+        <w:t>apiKey: "sk-009cb31ec167429caffd9df67a07d6ad"</w:t>
+      </w:r>
+    </w:p>
+    <w:p>
+      <w:pPr>
+        <w:rPr>
+          <w:rFonts w:hint="default"/>
+          <w:lang w:val="en-US" w:eastAsia="zh-CN"/>
+        </w:rPr>
+      </w:pPr>
+    </w:p>
+    <w:p>
+      <w:pPr>
+        <w:rPr>
+          <w:rFonts w:hint="default"/>
+          <w:lang w:val="en-US" w:eastAsia="zh-CN"/>
+        </w:rPr>
+      </w:pPr>
+      <w:r>
+        <w:rPr>
+          <w:rFonts w:hint="default"/>
+          <w:lang w:val="en-US" w:eastAsia="zh-CN"/>
+        </w:rPr>
+        <w:t>modelName: "text-embedding-v4"</w:t>
+      </w:r>
+    </w:p>
+    <w:p>
+      <w:pPr>
+        <w:rPr>
+          <w:rFonts w:hint="default"/>
+          <w:lang w:val="en-US" w:eastAsia="zh-CN"/>
+        </w:rPr>
+      </w:pPr>
+    </w:p>
+    <w:p>
+      <w:pPr>
+        <w:rPr>
+          <w:rFonts w:hint="default"/>
+          <w:lang w:val="en-US" w:eastAsia="zh-CN"/>
+        </w:rPr>
+      </w:pPr>
+      <w:r>
+        <w:rPr>
+          <w:rFonts w:hint="default"/>
+          <w:lang w:val="en-US" w:eastAsia="zh-CN"/>
+        </w:rPr>
+        <w:t>baseUrl: "https://dashscope.aliyuncs.com/compatible-mode/v1"</w:t>
+      </w:r>
+    </w:p>
+    <w:p>
+      <w:pPr>
+        <w:rPr>
+          <w:rFonts w:hint="default"/>
+          <w:lang w:val="en-US" w:eastAsia="zh-CN"/>
+        </w:rPr>
+      </w:pPr>
+    </w:p>
+    <w:p>
+      <w:pPr>
+        <w:rPr>
+          <w:rFonts w:hint="default"/>
+          <w:lang w:val="en-US" w:eastAsia="zh-CN"/>
+        </w:rPr>
+      </w:pPr>
+      <w:r>
+        <w:rPr>
+          <w:rFonts w:hint="default"/>
+          <w:lang w:val="en-US" w:eastAsia="zh-CN"/>
+        </w:rPr>
+        <w:t>配置存储：使用 InMemoryEmbeddingStore&lt;TextSegment&gt;。</w:t>
+      </w:r>
+    </w:p>
+    <w:p>
+      <w:pPr>
+        <w:rPr>
+          <w:rFonts w:hint="default"/>
+          <w:lang w:val="en-US" w:eastAsia="zh-CN"/>
+        </w:rPr>
+      </w:pPr>
+    </w:p>
+    <w:p>
+      <w:pPr>
+        <w:rPr>
+          <w:rFonts w:hint="default"/>
+          <w:lang w:val="en-US" w:eastAsia="zh-CN"/>
+        </w:rPr>
+      </w:pPr>
+      <w:r>
+        <w:rPr>
+          <w:rFonts w:hint="default"/>
+          <w:lang w:val="en-US" w:eastAsia="zh-CN"/>
+        </w:rPr>
+        <w:t>核心功能：</w:t>
+      </w:r>
+    </w:p>
+    <w:p>
+      <w:pPr>
+        <w:rPr>
+          <w:rFonts w:hint="default"/>
+          <w:lang w:val="en-US" w:eastAsia="zh-CN"/>
+        </w:rPr>
+      </w:pPr>
+    </w:p>
+    <w:p>
+      <w:pPr>
+        <w:rPr>
+          <w:rFonts w:hint="default"/>
+          <w:lang w:val="en-US" w:eastAsia="zh-CN"/>
+        </w:rPr>
+      </w:pPr>
+      <w:r>
+        <w:rPr>
+          <w:rFonts w:hint="default"/>
+          <w:lang w:val="en-US" w:eastAsia="zh-CN"/>
+        </w:rPr>
+        <w:t>ingest(List&lt;Book&gt; books)：将图书数据转化为包含 title, author, category, price, summary 的特征文本并存入向量库。</w:t>
+      </w:r>
+    </w:p>
+    <w:p>
+      <w:pPr>
+        <w:rPr>
+          <w:rFonts w:hint="default"/>
+          <w:lang w:val="en-US" w:eastAsia="zh-CN"/>
+        </w:rPr>
+      </w:pPr>
+    </w:p>
+    <w:p>
+      <w:pPr>
+        <w:rPr>
+          <w:rFonts w:hint="default"/>
+          <w:lang w:val="en-US" w:eastAsia="zh-CN"/>
+        </w:rPr>
+      </w:pPr>
+      <w:r>
+        <w:rPr>
+          <w:rFonts w:hint="default"/>
+          <w:lang w:val="en-US" w:eastAsia="zh-CN"/>
+        </w:rPr>
+        <w:t>search(String question, int k)：将问题向量化，从库中检索 Top K 个最相关的文本片段。</w:t>
+      </w:r>
+    </w:p>
+    <w:p>
+      <w:pPr>
+        <w:rPr>
+          <w:rFonts w:hint="default"/>
+          <w:lang w:val="en-US" w:eastAsia="zh-CN"/>
+        </w:rPr>
+      </w:pPr>
+    </w:p>
+    <w:p>
+      <w:pPr>
+        <w:rPr>
+          <w:rFonts w:hint="default"/>
+          <w:lang w:val="en-US" w:eastAsia="zh-CN"/>
+        </w:rPr>
+      </w:pPr>
+      <w:r>
+        <w:rPr>
+          <w:rFonts w:hint="default"/>
+          <w:lang w:val="en-US" w:eastAsia="zh-CN"/>
+        </w:rPr>
+        <w:t>2. 新增 ChatMemoryService.java (记忆部门)</w:t>
+      </w:r>
+    </w:p>
+    <w:p>
+      <w:pPr>
+        <w:rPr>
+          <w:rFonts w:hint="default"/>
+          <w:lang w:val="en-US" w:eastAsia="zh-CN"/>
+        </w:rPr>
+      </w:pPr>
+      <w:r>
+        <w:rPr>
+          <w:rFonts w:hint="default"/>
+          <w:lang w:val="en-US" w:eastAsia="zh-CN"/>
+        </w:rPr>
+        <w:t>将 AiService 中关于 Redis 的历史记录加载 (loadHistorySafely)、保存 (saveTurnSafely) 和压缩 (compressHistoryIfNeeded) 逻辑全部搬迁至此类中。</w:t>
+      </w:r>
+    </w:p>
+    <w:p>
+      <w:pPr>
+        <w:rPr>
+          <w:rFonts w:hint="default"/>
+          <w:lang w:val="en-US" w:eastAsia="zh-CN"/>
+        </w:rPr>
+      </w:pPr>
+    </w:p>
+    <w:p>
+      <w:pPr>
+        <w:rPr>
+          <w:rFonts w:hint="default"/>
+          <w:lang w:val="en-US" w:eastAsia="zh-CN"/>
+        </w:rPr>
+      </w:pPr>
+      <w:r>
+        <w:rPr>
+          <w:rFonts w:hint="default"/>
+          <w:lang w:val="en-US" w:eastAsia="zh-CN"/>
+        </w:rPr>
+        <w:t>3. 重构 AiService.java (总导演)</w:t>
+      </w:r>
+    </w:p>
+    <w:p>
+      <w:pPr>
+        <w:rPr>
+          <w:rFonts w:hint="default"/>
+          <w:lang w:val="en-US" w:eastAsia="zh-CN"/>
+        </w:rPr>
+      </w:pPr>
+      <w:r>
+        <w:rPr>
+          <w:rFonts w:hint="default"/>
+          <w:lang w:val="en-US" w:eastAsia="zh-CN"/>
+        </w:rPr>
+        <w:t>瘦身计划：删除 buildContext、safeOneLine 以及所有 Redis 处理方法。</w:t>
+      </w:r>
+    </w:p>
+    <w:p>
+      <w:pPr>
+        <w:rPr>
+          <w:rFonts w:hint="default"/>
+          <w:lang w:val="en-US" w:eastAsia="zh-CN"/>
+        </w:rPr>
+      </w:pPr>
+    </w:p>
+    <w:p>
+      <w:pPr>
+        <w:rPr>
+          <w:rFonts w:hint="default"/>
+          <w:lang w:val="en-US" w:eastAsia="zh-CN"/>
+        </w:rPr>
+      </w:pPr>
+      <w:r>
+        <w:rPr>
+          <w:rFonts w:hint="default"/>
+          <w:lang w:val="en-US" w:eastAsia="zh-CN"/>
+        </w:rPr>
+        <w:t>核心逻辑更新：</w:t>
+      </w:r>
+    </w:p>
+    <w:p>
+      <w:pPr>
+        <w:rPr>
+          <w:rFonts w:hint="default"/>
+          <w:lang w:val="en-US" w:eastAsia="zh-CN"/>
+        </w:rPr>
+      </w:pPr>
+    </w:p>
+    <w:p>
+      <w:pPr>
+        <w:rPr>
+          <w:rFonts w:hint="default"/>
+          <w:lang w:val="en-US" w:eastAsia="zh-CN"/>
+        </w:rPr>
+      </w:pPr>
+      <w:r>
+        <w:rPr>
+          <w:rFonts w:hint="default"/>
+          <w:lang w:val="en-US" w:eastAsia="zh-CN"/>
+        </w:rPr>
+        <w:t>注入 VectorStoreService 和 ChatMemoryService。</w:t>
+      </w:r>
+    </w:p>
+    <w:p>
+      <w:pPr>
+        <w:rPr>
+          <w:rFonts w:hint="default"/>
+          <w:lang w:val="en-US" w:eastAsia="zh-CN"/>
+        </w:rPr>
+      </w:pPr>
+    </w:p>
+    <w:p>
+      <w:pPr>
+        <w:rPr>
+          <w:rFonts w:hint="default"/>
+          <w:lang w:val="en-US" w:eastAsia="zh-CN"/>
+        </w:rPr>
+      </w:pPr>
+      <w:r>
+        <w:rPr>
+          <w:rFonts w:hint="default"/>
+          <w:lang w:val="en-US" w:eastAsia="zh-CN"/>
+        </w:rPr>
+        <w:t>启动初始化：利用 @PostConstruct 在系统启动时调用 VectorStoreService.ingest(bookService.list()) 完成向量化（注意处理异常）。</w:t>
+      </w:r>
+    </w:p>
+    <w:p>
+      <w:pPr>
+        <w:rPr>
+          <w:rFonts w:hint="default"/>
+          <w:lang w:val="en-US" w:eastAsia="zh-CN"/>
+        </w:rPr>
+      </w:pPr>
+    </w:p>
+    <w:p>
+      <w:pPr>
+        <w:rPr>
+          <w:rFonts w:hint="default"/>
+          <w:lang w:val="en-US" w:eastAsia="zh-CN"/>
+        </w:rPr>
+      </w:pPr>
+      <w:r>
+        <w:rPr>
+          <w:rFonts w:hint="default"/>
+          <w:lang w:val="en-US" w:eastAsia="zh-CN"/>
+        </w:rPr>
+        <w:t>分析逻辑重写：</w:t>
+      </w:r>
+    </w:p>
+    <w:p>
+      <w:pPr>
+        <w:rPr>
+          <w:rFonts w:hint="default"/>
+          <w:lang w:val="en-US" w:eastAsia="zh-CN"/>
+        </w:rPr>
+      </w:pPr>
+    </w:p>
+    <w:p>
+      <w:pPr>
+        <w:rPr>
+          <w:rFonts w:hint="default"/>
+          <w:lang w:val="en-US" w:eastAsia="zh-CN"/>
+        </w:rPr>
+      </w:pPr>
+      <w:r>
+        <w:rPr>
+          <w:rFonts w:hint="default"/>
+          <w:lang w:val="en-US" w:eastAsia="zh-CN"/>
+        </w:rPr>
+        <w:t>调用 ChatMemoryService 获取并压缩历史。</w:t>
+      </w:r>
+    </w:p>
+    <w:p>
+      <w:pPr>
+        <w:rPr>
+          <w:rFonts w:hint="default"/>
+          <w:lang w:val="en-US" w:eastAsia="zh-CN"/>
+        </w:rPr>
+      </w:pPr>
+    </w:p>
+    <w:p>
+      <w:pPr>
+        <w:rPr>
+          <w:rFonts w:hint="default"/>
+          <w:lang w:val="en-US" w:eastAsia="zh-CN"/>
+        </w:rPr>
+      </w:pPr>
+      <w:r>
+        <w:rPr>
+          <w:rFonts w:hint="default"/>
+          <w:lang w:val="en-US" w:eastAsia="zh-CN"/>
+        </w:rPr>
+        <w:t>动态检索：仅当意图识别判断为图书相关时，调用 VectorStoreService.search(question, 5) 获取背景。</w:t>
+      </w:r>
+    </w:p>
+    <w:p>
+      <w:pPr>
+        <w:rPr>
+          <w:rFonts w:hint="default"/>
+          <w:lang w:val="en-US" w:eastAsia="zh-CN"/>
+        </w:rPr>
+      </w:pPr>
+    </w:p>
+    <w:p>
+      <w:pPr>
+        <w:rPr>
+          <w:rFonts w:hint="default"/>
+          <w:lang w:val="en-US" w:eastAsia="zh-CN"/>
+        </w:rPr>
+      </w:pPr>
+      <w:r>
+        <w:rPr>
+          <w:rFonts w:hint="default"/>
+          <w:lang w:val="en-US" w:eastAsia="zh-CN"/>
+        </w:rPr>
+        <w:t>组装 Prompt 并调用 chatLanguageModel。</w:t>
+      </w:r>
+    </w:p>
+    <w:p>
+      <w:pPr>
+        <w:rPr>
+          <w:rFonts w:hint="default"/>
+          <w:lang w:val="en-US" w:eastAsia="zh-CN"/>
+        </w:rPr>
+      </w:pPr>
+    </w:p>
+    <w:p>
+      <w:pPr>
+        <w:rPr>
+          <w:rFonts w:hint="default"/>
+          <w:lang w:val="en-US" w:eastAsia="zh-CN"/>
+        </w:rPr>
+      </w:pPr>
+      <w:r>
+        <w:rPr>
+          <w:rFonts w:hint="default"/>
+          <w:lang w:val="en-US" w:eastAsia="zh-CN"/>
+        </w:rPr>
+        <w:t>调用 ChatMemoryService 异步保存当前对话。</w:t>
+      </w:r>
+    </w:p>
+    <w:p>
+      <w:pPr>
+        <w:rPr>
+          <w:rFonts w:hint="default"/>
+          <w:lang w:val="en-US" w:eastAsia="zh-CN"/>
+        </w:rPr>
+      </w:pPr>
+    </w:p>
+    <w:p>
+      <w:pPr>
+        <w:rPr>
+          <w:rFonts w:hint="default"/>
+          <w:lang w:val="en-US" w:eastAsia="zh-CN"/>
+        </w:rPr>
+      </w:pPr>
+      <w:r>
+        <w:rPr>
+          <w:rFonts w:hint="default"/>
+          <w:lang w:val="en-US" w:eastAsia="zh-CN"/>
+        </w:rPr>
+        <w:t>4. 健壮性与后处理</w:t>
+      </w:r>
+    </w:p>
+    <w:p>
+      <w:pPr>
+        <w:rPr>
+          <w:rFonts w:hint="default"/>
+          <w:lang w:val="en-US" w:eastAsia="zh-CN"/>
+        </w:rPr>
+      </w:pPr>
+      <w:r>
+        <w:rPr>
+          <w:rFonts w:hint="default"/>
+          <w:lang w:val="en-US" w:eastAsia="zh-CN"/>
+        </w:rPr>
+        <w:t>Chitchat 优化：如果向量检索结果的得分过低，或 isChitchatIntent 为真，引导 LLM 在 Prompt 中降低对馆藏背景的依赖。</w:t>
+      </w:r>
+    </w:p>
+    <w:p>
+      <w:pPr>
+        <w:rPr>
+          <w:rFonts w:hint="default"/>
+          <w:lang w:val="en-US" w:eastAsia="zh-CN"/>
+        </w:rPr>
+      </w:pPr>
+    </w:p>
+    <w:p>
+      <w:pPr>
+        <w:rPr>
+          <w:rFonts w:hint="default"/>
+          <w:lang w:val="en-US" w:eastAsia="zh-CN"/>
+        </w:rPr>
+      </w:pPr>
+      <w:r>
+        <w:rPr>
+          <w:rFonts w:hint="default"/>
+          <w:lang w:val="en-US" w:eastAsia="zh-CN"/>
+        </w:rPr>
+        <w:t>标签处理：保留并优化 ensureSourceTagIfBookAnswer，确保只有当 AI 真正基于馆藏数据回答时，才在末尾追加数据来源标签。</w:t>
+      </w:r>
+    </w:p>
+    <w:p>
+      <w:pPr>
+        <w:pStyle w:val="2"/>
+        <w:bidi w:val="0"/>
+        <w:rPr>
+          <w:rFonts w:hint="eastAsia"/>
+          <w:lang w:val="en-US" w:eastAsia="zh-CN"/>
+        </w:rPr>
+      </w:pPr>
+      <w:r>
+        <w:rPr>
+          <w:rFonts w:hint="eastAsia"/>
+          <w:lang w:val="en-US" w:eastAsia="zh-CN"/>
+        </w:rPr>
+        <w:t>8</w:t>
+      </w:r>
+    </w:p>
+    <w:p>
+      <w:pPr>
+        <w:rPr>
+          <w:rFonts w:hint="default"/>
+          <w:lang w:val="en-US" w:eastAsia="zh-CN"/>
+        </w:rPr>
+      </w:pPr>
+      <w:r>
+        <w:rPr>
+          <w:rFonts w:hint="default"/>
+          <w:lang w:val="en-US" w:eastAsia="zh-CN"/>
+        </w:rPr>
+        <w:t>你是资深前端 UI/UX 设计师。现在需要全面优化前端书籍展示列表，解决当前排版杂乱、视觉层级弱、缺乏呼吸感的问题，直接输出可替换的完整 HTML/CSS/JS 代码及样式修改方案。</w:t>
+      </w:r>
+    </w:p>
+    <w:p>
+      <w:pPr>
+        <w:rPr>
+          <w:rFonts w:hint="default"/>
+          <w:lang w:val="en-US" w:eastAsia="zh-CN"/>
+        </w:rPr>
+      </w:pPr>
+      <w:r>
+        <w:rPr>
+          <w:rFonts w:hint="default"/>
+          <w:lang w:val="en-US" w:eastAsia="zh-CN"/>
+        </w:rPr>
+        <w:t>一、核心优化目标（严格按以下标准执行）</w:t>
+      </w:r>
+    </w:p>
+    <w:p>
+      <w:pPr>
+        <w:rPr>
+          <w:rFonts w:hint="default"/>
+          <w:lang w:val="en-US" w:eastAsia="zh-CN"/>
+        </w:rPr>
+      </w:pPr>
+      <w:r>
+        <w:rPr>
+          <w:rFonts w:hint="default"/>
+          <w:lang w:val="en-US" w:eastAsia="zh-CN"/>
+        </w:rPr>
+        <w:t>视觉层级重构：采用「卡片化 + 信息分层」设计，让用户一眼扫出重点（书名 &gt; 评分 / 点击量 &gt; 作者 / 分类），消除当前纯表格的枯燥感。</w:t>
+      </w:r>
+    </w:p>
+    <w:p>
+      <w:pPr>
+        <w:rPr>
+          <w:rFonts w:hint="default"/>
+          <w:lang w:val="en-US" w:eastAsia="zh-CN"/>
+        </w:rPr>
+      </w:pPr>
+      <w:r>
+        <w:rPr>
+          <w:rFonts w:hint="default"/>
+          <w:lang w:val="en-US" w:eastAsia="zh-CN"/>
+        </w:rPr>
+        <w:t>交互体验升级：增加卡片悬停动效、评分高亮标签、分类快捷过滤，提升页面活力与可操作性。</w:t>
+      </w:r>
+    </w:p>
+    <w:p>
+      <w:pPr>
+        <w:rPr>
+          <w:rFonts w:hint="default"/>
+          <w:lang w:val="en-US" w:eastAsia="zh-CN"/>
+        </w:rPr>
+      </w:pPr>
+      <w:r>
+        <w:rPr>
+          <w:rFonts w:hint="default"/>
+          <w:lang w:val="en-US" w:eastAsia="zh-CN"/>
+        </w:rPr>
+        <w:t>信息精简：移除冗余视觉元素，保留书名、作者、分类、评分、点击量 5 大核心信息，避免信息过载</w:t>
+      </w:r>
+    </w:p>
+    <w:p>
+      <w:pPr>
+        <w:rPr>
+          <w:rFonts w:hint="default"/>
+          <w:lang w:val="en-US" w:eastAsia="zh-CN"/>
+        </w:rPr>
+      </w:pPr>
+      <w:r>
+        <w:rPr>
+          <w:rFonts w:hint="default"/>
+          <w:lang w:val="en-US" w:eastAsia="zh-CN"/>
+        </w:rPr>
+        <w:t>1. 布局结构（替换原有表格）</w:t>
+      </w:r>
+    </w:p>
+    <w:p>
+      <w:pPr>
+        <w:rPr>
+          <w:rFonts w:hint="default"/>
+          <w:lang w:val="en-US" w:eastAsia="zh-CN"/>
+        </w:rPr>
+      </w:pPr>
+      <w:r>
+        <w:rPr>
+          <w:rFonts w:hint="default"/>
+          <w:lang w:val="en-US" w:eastAsia="zh-CN"/>
+        </w:rPr>
+        <w:t>整体采用 CSS Grid 网格布局，桌面端默认 4 列，平板 3 列，手机 1 列，卡片统一宽高，保证整齐有序。</w:t>
+      </w:r>
+    </w:p>
+    <w:p>
+      <w:pPr>
+        <w:rPr>
+          <w:rFonts w:hint="default"/>
+          <w:lang w:val="en-US" w:eastAsia="zh-CN"/>
+        </w:rPr>
+      </w:pPr>
+      <w:r>
+        <w:rPr>
+          <w:rFonts w:hint="default"/>
+          <w:lang w:val="en-US" w:eastAsia="zh-CN"/>
+        </w:rPr>
+        <w:t>页面分为 3 个模块：搜索区 + 分类过滤区 + 书籍列表区，模块间预留合理间距，增强视觉呼吸感。</w:t>
+      </w:r>
+    </w:p>
+    <w:p>
+      <w:pPr>
+        <w:rPr>
+          <w:rFonts w:hint="default"/>
+          <w:lang w:val="en-US" w:eastAsia="zh-CN"/>
+        </w:rPr>
+      </w:pPr>
+      <w:r>
+        <w:rPr>
+          <w:rFonts w:hint="default"/>
+          <w:lang w:val="en-US" w:eastAsia="zh-CN"/>
+        </w:rPr>
+        <w:t>2. 书籍卡片设计（核心）</w:t>
+      </w:r>
+    </w:p>
+    <w:p>
+      <w:pPr>
+        <w:rPr>
+          <w:rFonts w:hint="default"/>
+          <w:lang w:val="en-US" w:eastAsia="zh-CN"/>
+        </w:rPr>
+      </w:pPr>
+      <w:r>
+        <w:rPr>
+          <w:rFonts w:hint="default"/>
+          <w:lang w:val="en-US" w:eastAsia="zh-CN"/>
+        </w:rPr>
+        <w:t>单张卡片结构（从上到下）：</w:t>
+      </w:r>
+    </w:p>
+    <w:p>
+      <w:pPr>
+        <w:rPr>
+          <w:rFonts w:hint="default"/>
+          <w:lang w:val="en-US" w:eastAsia="zh-CN"/>
+        </w:rPr>
+      </w:pPr>
+      <w:r>
+        <w:rPr>
+          <w:rFonts w:hint="default"/>
+          <w:lang w:val="en-US" w:eastAsia="zh-CN"/>
+        </w:rPr>
+        <w:t>顶部标签栏：左侧显示分类标签（彩色圆角背景），右侧显示评分星级 + 评分数字（高分用橙色 / 红色突出，低分用灰色弱化）。</w:t>
+      </w:r>
+    </w:p>
+    <w:p>
+      <w:pPr>
+        <w:rPr>
+          <w:rFonts w:hint="default"/>
+          <w:lang w:val="en-US" w:eastAsia="zh-CN"/>
+        </w:rPr>
+      </w:pPr>
+      <w:r>
+        <w:rPr>
+          <w:rFonts w:hint="default"/>
+          <w:lang w:val="en-US" w:eastAsia="zh-CN"/>
+        </w:rPr>
+        <w:t>中间主体区：</w:t>
+      </w:r>
+    </w:p>
+    <w:p>
+      <w:pPr>
+        <w:rPr>
+          <w:rFonts w:hint="default"/>
+          <w:lang w:val="en-US" w:eastAsia="zh-CN"/>
+        </w:rPr>
+      </w:pPr>
+      <w:r>
+        <w:rPr>
+          <w:rFonts w:hint="default"/>
+          <w:lang w:val="en-US" w:eastAsia="zh-CN"/>
+        </w:rPr>
+        <w:t>书名：加粗、最大字号，2 行溢出隐藏（加省略号），保证视觉焦点。</w:t>
+      </w:r>
+    </w:p>
+    <w:p>
+      <w:pPr>
+        <w:rPr>
+          <w:rFonts w:hint="default"/>
+          <w:lang w:val="en-US" w:eastAsia="zh-CN"/>
+        </w:rPr>
+      </w:pPr>
+      <w:r>
+        <w:rPr>
+          <w:rFonts w:hint="default"/>
+          <w:lang w:val="en-US" w:eastAsia="zh-CN"/>
+        </w:rPr>
+        <w:t>作者：灰色小号字体，下方加分割线区分。</w:t>
+      </w:r>
+    </w:p>
+    <w:p>
+      <w:pPr>
+        <w:rPr>
+          <w:rFonts w:hint="default"/>
+          <w:lang w:val="en-US" w:eastAsia="zh-CN"/>
+        </w:rPr>
+      </w:pPr>
+      <w:r>
+        <w:rPr>
+          <w:rFonts w:hint="default"/>
+          <w:lang w:val="en-US" w:eastAsia="zh-CN"/>
+        </w:rPr>
+        <w:t>底部信息区：</w:t>
+      </w:r>
+    </w:p>
+    <w:p>
+      <w:pPr>
+        <w:rPr>
+          <w:rFonts w:hint="default"/>
+          <w:lang w:val="en-US" w:eastAsia="zh-CN"/>
+        </w:rPr>
+      </w:pPr>
+      <w:r>
+        <w:rPr>
+          <w:rFonts w:hint="default"/>
+          <w:lang w:val="en-US" w:eastAsia="zh-CN"/>
+        </w:rPr>
+        <w:t>左侧：分类标签（轻量级样式，避免抢镜）。</w:t>
+      </w:r>
+    </w:p>
+    <w:p>
+      <w:pPr>
+        <w:rPr>
+          <w:rFonts w:hint="default"/>
+          <w:lang w:val="en-US" w:eastAsia="zh-CN"/>
+        </w:rPr>
+      </w:pPr>
+      <w:r>
+        <w:rPr>
+          <w:rFonts w:hint="default"/>
+          <w:lang w:val="en-US" w:eastAsia="zh-CN"/>
+        </w:rPr>
+        <w:t>右侧：点击量（带眼睛图标，数字高亮）。</w:t>
+      </w:r>
+    </w:p>
+    <w:p>
+      <w:pPr>
+        <w:rPr>
+          <w:rFonts w:hint="default"/>
+          <w:lang w:val="en-US" w:eastAsia="zh-CN"/>
+        </w:rPr>
+      </w:pPr>
+      <w:r>
+        <w:rPr>
+          <w:rFonts w:hint="default"/>
+          <w:lang w:val="en-US" w:eastAsia="zh-CN"/>
+        </w:rPr>
+        <w:t>悬停动效：鼠标悬浮时，卡片上移 5px、阴影加深、缩放 1.02，增强交互反馈。</w:t>
+      </w:r>
+    </w:p>
+    <w:p>
+      <w:pPr>
+        <w:pStyle w:val="2"/>
+        <w:bidi w:val="0"/>
+        <w:rPr>
+          <w:rFonts w:hint="eastAsia"/>
+          <w:lang w:val="en-US" w:eastAsia="zh-CN"/>
+        </w:rPr>
+      </w:pPr>
+      <w:r>
+        <w:rPr>
+          <w:rFonts w:hint="eastAsia"/>
+          <w:lang w:val="en-US" w:eastAsia="zh-CN"/>
+        </w:rPr>
+        <w:t>9</w:t>
+      </w:r>
+    </w:p>
+    <w:p>
+      <w:pPr>
+        <w:rPr>
+          <w:rFonts w:hint="default"/>
+          <w:lang w:val="en-US" w:eastAsia="zh-CN"/>
+        </w:rPr>
+      </w:pPr>
+      <w:r>
+        <w:rPr>
+          <w:rFonts w:hint="default"/>
+          <w:lang w:val="en-US" w:eastAsia="zh-CN"/>
+        </w:rPr>
+        <w:t>### [用户建议生成逻辑]</w:t>
+      </w:r>
+    </w:p>
+    <w:p>
+      <w:pPr>
+        <w:rPr>
+          <w:rFonts w:hint="default"/>
+          <w:lang w:val="en-US" w:eastAsia="zh-CN"/>
+        </w:rPr>
+      </w:pPr>
+      <w:r>
+        <w:rPr>
+          <w:rFonts w:hint="default"/>
+          <w:lang w:val="en-US" w:eastAsia="zh-CN"/>
+        </w:rPr>
+        <w:t>当用户</w:t>
+      </w:r>
+      <w:r>
+        <w:rPr>
+          <w:rFonts w:hint="eastAsia"/>
+          <w:lang w:val="en-US" w:eastAsia="zh-CN"/>
+        </w:rPr>
+        <w:t>使用NL2SQL的逻辑进行</w:t>
+      </w:r>
+      <w:r>
+        <w:rPr>
+          <w:rFonts w:hint="default"/>
+          <w:lang w:val="en-US" w:eastAsia="zh-CN"/>
+        </w:rPr>
+        <w:t>图书咨询或查看馆藏概况时，你必须基于查询到的数据，以“博学且温暖的图书馆员”身份提供以下维度的建议：</w:t>
+      </w:r>
+    </w:p>
+    <w:p>
+      <w:pPr>
+        <w:rPr>
+          <w:rFonts w:hint="default"/>
+          <w:lang w:val="en-US" w:eastAsia="zh-CN"/>
+        </w:rPr>
+      </w:pPr>
+    </w:p>
+    <w:p>
+      <w:pPr>
+        <w:rPr>
+          <w:rFonts w:hint="default"/>
+          <w:lang w:val="en-US" w:eastAsia="zh-CN"/>
+        </w:rPr>
+      </w:pPr>
+      <w:r>
+        <w:rPr>
+          <w:rFonts w:hint="default"/>
+          <w:lang w:val="en-US" w:eastAsia="zh-CN"/>
+        </w:rPr>
+        <w:t>1. **阅读破圈建议**：</w:t>
+      </w:r>
+    </w:p>
+    <w:p>
+      <w:pPr>
+        <w:rPr>
+          <w:rFonts w:hint="default"/>
+          <w:lang w:val="en-US" w:eastAsia="zh-CN"/>
+        </w:rPr>
+      </w:pPr>
+      <w:r>
+        <w:rPr>
+          <w:rFonts w:hint="default"/>
+          <w:lang w:val="en-US" w:eastAsia="zh-CN"/>
+        </w:rPr>
+        <w:t xml:space="preserve">   - 观察数据中的“冷门分类”（如册数或种数最少的类别）。</w:t>
+      </w:r>
+    </w:p>
+    <w:p>
+      <w:pPr>
+        <w:rPr>
+          <w:rFonts w:hint="default"/>
+          <w:lang w:val="en-US" w:eastAsia="zh-CN"/>
+        </w:rPr>
+      </w:pPr>
+      <w:r>
+        <w:rPr>
+          <w:rFonts w:hint="default"/>
+          <w:lang w:val="en-US" w:eastAsia="zh-CN"/>
+        </w:rPr>
+        <w:t xml:space="preserve">   - 指令：如果发现用户关注的领域过于单一，引导其关注冷门但高质量的类别。</w:t>
+      </w:r>
+    </w:p>
+    <w:p>
+      <w:pPr>
+        <w:rPr>
+          <w:rFonts w:hint="default"/>
+          <w:lang w:val="en-US" w:eastAsia="zh-CN"/>
+        </w:rPr>
+      </w:pPr>
+      <w:r>
+        <w:rPr>
+          <w:rFonts w:hint="default"/>
+          <w:lang w:val="en-US" w:eastAsia="zh-CN"/>
+        </w:rPr>
+        <w:t xml:space="preserve">   - 话术示例：“我发现您很喜欢计算机类，其实我们馆藏的【哲学】分类下虽然书不多，但每一本都是精选，或许能为您提供不一样的思考视角。”</w:t>
+      </w:r>
+    </w:p>
+    <w:p>
+      <w:pPr>
+        <w:rPr>
+          <w:rFonts w:hint="default"/>
+          <w:lang w:val="en-US" w:eastAsia="zh-CN"/>
+        </w:rPr>
+      </w:pPr>
+    </w:p>
+    <w:p>
+      <w:pPr>
+        <w:rPr>
+          <w:rFonts w:hint="default"/>
+          <w:lang w:val="en-US" w:eastAsia="zh-CN"/>
+        </w:rPr>
+      </w:pPr>
+      <w:r>
+        <w:rPr>
+          <w:rFonts w:hint="default"/>
+          <w:lang w:val="en-US" w:eastAsia="zh-CN"/>
+        </w:rPr>
+        <w:t>2. **资源利用建议**：</w:t>
+      </w:r>
+    </w:p>
+    <w:p>
+      <w:pPr>
+        <w:rPr>
+          <w:rFonts w:hint="default"/>
+          <w:lang w:val="en-US" w:eastAsia="zh-CN"/>
+        </w:rPr>
+      </w:pPr>
+      <w:r>
+        <w:rPr>
+          <w:rFonts w:hint="default"/>
+          <w:lang w:val="en-US" w:eastAsia="zh-CN"/>
+        </w:rPr>
+        <w:t xml:space="preserve">   - 观察库存（stock）数据。</w:t>
+      </w:r>
+    </w:p>
+    <w:p>
+      <w:pPr>
+        <w:rPr>
+          <w:rFonts w:hint="default"/>
+          <w:lang w:val="en-US" w:eastAsia="zh-CN"/>
+        </w:rPr>
+      </w:pPr>
+      <w:r>
+        <w:rPr>
+          <w:rFonts w:hint="default"/>
+          <w:lang w:val="en-US" w:eastAsia="zh-CN"/>
+        </w:rPr>
+        <w:t xml:space="preserve">   - 指令：针对库存充裕的类别，鼓励用户借阅；针对库存紧张的类别，提醒用户及时预约。</w:t>
+      </w:r>
+    </w:p>
+    <w:p>
+      <w:pPr>
+        <w:rPr>
+          <w:rFonts w:hint="default"/>
+          <w:lang w:val="en-US" w:eastAsia="zh-CN"/>
+        </w:rPr>
+      </w:pPr>
+      <w:r>
+        <w:rPr>
+          <w:rFonts w:hint="default"/>
+          <w:lang w:val="en-US" w:eastAsia="zh-CN"/>
+        </w:rPr>
+        <w:t xml:space="preserve">   - 话术示例：“目前【文学小说】类书籍库存非常充足，您可以尽情挑选；而【人工智能】类目比较热门，建议您看中后尽快下手哦。”</w:t>
+      </w:r>
+    </w:p>
+    <w:p>
+      <w:pPr>
+        <w:rPr>
+          <w:rFonts w:hint="default"/>
+          <w:lang w:val="en-US" w:eastAsia="zh-CN"/>
+        </w:rPr>
+      </w:pPr>
+    </w:p>
+    <w:p>
+      <w:pPr>
+        <w:rPr>
+          <w:rFonts w:hint="default"/>
+          <w:lang w:val="en-US" w:eastAsia="zh-CN"/>
+        </w:rPr>
+      </w:pPr>
+      <w:r>
+        <w:rPr>
+          <w:rFonts w:hint="default"/>
+          <w:lang w:val="en-US" w:eastAsia="zh-CN"/>
+        </w:rPr>
+        <w:t>3. **阅读路径引导**：</w:t>
+      </w:r>
+    </w:p>
+    <w:p>
+      <w:pPr>
+        <w:rPr>
+          <w:rFonts w:hint="default"/>
+          <w:lang w:val="en-US" w:eastAsia="zh-CN"/>
+        </w:rPr>
+      </w:pPr>
+      <w:r>
+        <w:rPr>
+          <w:rFonts w:hint="default"/>
+          <w:lang w:val="en-US" w:eastAsia="zh-CN"/>
+        </w:rPr>
+        <w:t xml:space="preserve">   - 观察评分（score）或标签（tags）数据。</w:t>
+      </w:r>
+    </w:p>
+    <w:p>
+      <w:pPr>
+        <w:rPr>
+          <w:rFonts w:hint="default"/>
+          <w:lang w:val="en-US" w:eastAsia="zh-CN"/>
+        </w:rPr>
+      </w:pPr>
+      <w:r>
+        <w:rPr>
+          <w:rFonts w:hint="default"/>
+          <w:lang w:val="en-US" w:eastAsia="zh-CN"/>
+        </w:rPr>
+        <w:t xml:space="preserve">   - 指令：根据该分类下的高分书籍，给出一个简单的“进阶路径”。</w:t>
+      </w:r>
+    </w:p>
+    <w:p>
+      <w:pPr>
+        <w:rPr>
+          <w:rFonts w:hint="default"/>
+          <w:lang w:val="en-US" w:eastAsia="zh-CN"/>
+        </w:rPr>
+      </w:pPr>
+      <w:r>
+        <w:rPr>
+          <w:rFonts w:hint="default"/>
+          <w:lang w:val="en-US" w:eastAsia="zh-CN"/>
+        </w:rPr>
+        <w:t xml:space="preserve">   - 话术示例：“如果您想深入了解这个分类，建议先从评分 9.0 以上的经典入门书看起，比如馆里的《XXX》。”</w:t>
+      </w:r>
+    </w:p>
+    <w:p>
+      <w:pPr>
+        <w:rPr>
+          <w:rFonts w:hint="default"/>
+          <w:lang w:val="en-US" w:eastAsia="zh-CN"/>
+        </w:rPr>
+      </w:pPr>
+    </w:p>
+    <w:p>
+      <w:pPr>
+        <w:rPr>
+          <w:rFonts w:hint="default"/>
+          <w:lang w:val="en-US" w:eastAsia="zh-CN"/>
+        </w:rPr>
+      </w:pPr>
+      <w:r>
+        <w:rPr>
+          <w:rFonts w:hint="default"/>
+          <w:lang w:val="en-US" w:eastAsia="zh-CN"/>
+        </w:rPr>
+        <w:t>4. **共情与关怀**：</w:t>
+      </w:r>
+    </w:p>
+    <w:p>
+      <w:pPr>
+        <w:rPr>
+          <w:rFonts w:hint="default"/>
+          <w:lang w:val="en-US" w:eastAsia="zh-CN"/>
+        </w:rPr>
+      </w:pPr>
+      <w:r>
+        <w:rPr>
+          <w:rFonts w:hint="default"/>
+          <w:lang w:val="en-US" w:eastAsia="zh-CN"/>
+        </w:rPr>
+        <w:t xml:space="preserve">   - 严禁机械回复。在建议的末尾，加上一句与图书馆氛围相符的暖心话语。</w:t>
+      </w:r>
+    </w:p>
+    <w:p>
+      <w:pPr>
+        <w:rPr>
+          <w:rFonts w:hint="default"/>
+          <w:lang w:val="en-US" w:eastAsia="zh-CN"/>
+        </w:rPr>
+      </w:pPr>
+      <w:r>
+        <w:rPr>
+          <w:rFonts w:hint="default"/>
+          <w:lang w:val="en-US" w:eastAsia="zh-CN"/>
+        </w:rPr>
+        <w:t xml:space="preserve">   - 话术示例：“书海浩瀚，希望你能在这里找到属于你的那盏明灯。”</w:t>
+      </w:r>
+    </w:p>
+    <w:p>
+      <w:pPr>
+        <w:rPr>
+          <w:rFonts w:hint="default"/>
+          <w:lang w:val="en-US" w:eastAsia="zh-CN"/>
+        </w:rPr>
+      </w:pPr>
+    </w:p>
+    <w:p>
+      <w:pPr>
+        <w:rPr>
+          <w:rFonts w:hint="default"/>
+          <w:lang w:val="en-US" w:eastAsia="zh-CN"/>
+        </w:rPr>
+      </w:pPr>
+      <w:r>
+        <w:rPr>
+          <w:rFonts w:hint="default"/>
+          <w:lang w:val="en-US" w:eastAsia="zh-CN"/>
+        </w:rPr>
+        <w:t>### [全局约束]</w:t>
+      </w:r>
+    </w:p>
+    <w:p>
+      <w:pPr>
+        <w:rPr>
+          <w:rFonts w:hint="default"/>
+          <w:lang w:val="en-US" w:eastAsia="zh-CN"/>
+        </w:rPr>
+      </w:pPr>
+      <w:r>
+        <w:rPr>
+          <w:rFonts w:hint="default"/>
+          <w:lang w:val="en-US" w:eastAsia="zh-CN"/>
+        </w:rPr>
+        <w:t>- 所有的建议必须基于真实的 [馆藏数据] 或 [历史记忆]。</w:t>
+      </w:r>
+    </w:p>
+    <w:p>
+      <w:pPr>
+        <w:rPr>
+          <w:rFonts w:hint="default"/>
+          <w:lang w:val="en-US" w:eastAsia="zh-CN"/>
+        </w:rPr>
+      </w:pPr>
+      <w:r>
+        <w:rPr>
+          <w:rFonts w:hint="default"/>
+          <w:lang w:val="en-US" w:eastAsia="zh-CN"/>
+        </w:rPr>
+        <w:t>- 禁止空泛地推荐馆内不存在的书籍。</w:t>
+      </w:r>
+    </w:p>
+    <w:p>
+      <w:pPr>
+        <w:rPr>
+          <w:rFonts w:hint="default"/>
+          <w:lang w:val="en-US" w:eastAsia="zh-CN"/>
+        </w:rPr>
+      </w:pPr>
+      <w:r>
+        <w:rPr>
+          <w:rFonts w:hint="default"/>
+          <w:lang w:val="en-US" w:eastAsia="zh-CN"/>
+        </w:rPr>
+        <w:t>- 建议篇幅控制在 100-200 字之间，保持 Markdown 格式美观。</w:t>
+      </w:r>
+    </w:p>
+    <w:p>
+      <w:pPr>
+        <w:pStyle w:val="2"/>
+        <w:bidi w:val="0"/>
+        <w:rPr>
+          <w:rFonts w:hint="default"/>
+          <w:lang w:val="en-US" w:eastAsia="zh-CN"/>
+        </w:rPr>
+      </w:pPr>
+      <w:r>
+        <w:rPr>
+          <w:rFonts w:hint="eastAsia"/>
+          <w:lang w:val="en-US" w:eastAsia="zh-CN"/>
+        </w:rPr>
+        <w:t>10</w:t>
+      </w:r>
       <w:bookmarkStart w:id="0" w:name="_GoBack"/>
       <w:bookmarkEnd w:id="0"/>
+    </w:p>
+    <w:p>
+      <w:pPr>
+        <w:pStyle w:val="5"/>
+        <w:keepNext w:val="0"/>
+        <w:keepLines w:val="0"/>
+        <w:widowControl/>
+        <w:suppressLineNumbers w:val="0"/>
+        <w:bidi w:val="0"/>
+      </w:pPr>
+      <w:r>
+        <w:t>就选 com.huaban:jieba-analysis。我目前没有其他偏好，用这个最常见、易用的即可。</w:t>
+      </w:r>
+    </w:p>
+    <w:p>
+      <w:pPr>
+        <w:pStyle w:val="5"/>
+        <w:keepNext w:val="0"/>
+        <w:keepLines w:val="0"/>
+        <w:widowControl/>
+        <w:suppressLineNumbers w:val="0"/>
+      </w:pPr>
+    </w:p>
+    <w:p>
+      <w:pPr>
+        <w:pStyle w:val="5"/>
+        <w:keepNext w:val="0"/>
+        <w:keepLines w:val="0"/>
+        <w:widowControl/>
+        <w:suppressLineNumbers w:val="0"/>
+        <w:bidi w:val="0"/>
+      </w:pPr>
+      <w:r>
+        <w:t>既然路线已经敲定（Jieba分词 + 纯内存BM25 + 规则优先融合），请直接给我完整的代码落地实现。为了保证代码的“工程感”和“面试展示效果”，请按以下要求输出：</w:t>
+      </w:r>
+    </w:p>
+    <w:p>
+      <w:pPr>
+        <w:pStyle w:val="5"/>
+        <w:keepNext w:val="0"/>
+        <w:keepLines w:val="0"/>
+        <w:widowControl/>
+        <w:suppressLineNumbers w:val="0"/>
+      </w:pPr>
+    </w:p>
+    <w:p>
+      <w:pPr>
+        <w:pStyle w:val="5"/>
+        <w:keepNext w:val="0"/>
+        <w:keepLines w:val="0"/>
+        <w:widowControl/>
+        <w:suppressLineNumbers w:val="0"/>
+        <w:bidi w:val="0"/>
+      </w:pPr>
+      <w:r>
+        <w:t>依赖清单：提供需要添加到 pom.xml 的 Jieba 依赖。</w:t>
+      </w:r>
+    </w:p>
+    <w:p>
+      <w:pPr>
+        <w:pStyle w:val="5"/>
+        <w:keepNext w:val="0"/>
+        <w:keepLines w:val="0"/>
+        <w:widowControl/>
+        <w:suppressLineNumbers w:val="0"/>
+      </w:pPr>
+    </w:p>
+    <w:p>
+      <w:pPr>
+        <w:pStyle w:val="5"/>
+        <w:keepNext w:val="0"/>
+        <w:keepLines w:val="0"/>
+        <w:widowControl/>
+        <w:suppressLineNumbers w:val="0"/>
+        <w:bidi w:val="0"/>
+      </w:pPr>
+      <w:r>
+        <w:t>接口隔离设计：请先定义一个标准的 DocumentSearcher 接口，然后再写一个 InMemoryBM25Searcher 实现类（包含 Jieba 分词处理和纯手写的 BM25 算法）。</w:t>
+      </w:r>
+    </w:p>
+    <w:p>
+      <w:pPr>
+        <w:pStyle w:val="5"/>
+        <w:keepNext w:val="0"/>
+        <w:keepLines w:val="0"/>
+        <w:widowControl/>
+        <w:suppressLineNumbers w:val="0"/>
+      </w:pPr>
+    </w:p>
+    <w:p>
+      <w:pPr>
+        <w:pStyle w:val="5"/>
+        <w:keepNext w:val="0"/>
+        <w:keepLines w:val="0"/>
+        <w:widowControl/>
+        <w:suppressLineNumbers w:val="0"/>
+        <w:bidi w:val="0"/>
+      </w:pPr>
+      <w:r>
+        <w:t>核心公式注释：在手写 BM25 算法的部分，必须加上清晰的中文注释，标明 TF、IDF 和文档长度归一化的计算步骤，以便我在面试时能直接对着代码讲清原理。</w:t>
+      </w:r>
+    </w:p>
+    <w:p>
+      <w:pPr>
+        <w:pStyle w:val="5"/>
+        <w:keepNext w:val="0"/>
+        <w:keepLines w:val="0"/>
+        <w:widowControl/>
+        <w:suppressLineNumbers w:val="0"/>
+      </w:pPr>
+    </w:p>
+    <w:p>
+      <w:pPr>
+        <w:pStyle w:val="5"/>
+        <w:keepNext w:val="0"/>
+        <w:keepLines w:val="0"/>
+        <w:widowControl/>
+        <w:suppressLineNumbers w:val="0"/>
+        <w:bidi w:val="0"/>
+      </w:pPr>
+      <w:r>
+        <w:t>服务层集成：提供更新后的 VectorStoreService 代码，展示如何优雅地将“向量检索”与你刚写的“BM25 检索”结合，并实现“规则优先（实体命中优先）”的融合逻辑。</w:t>
+      </w:r>
+    </w:p>
+    <w:p>
+      <w:pPr>
+        <w:pStyle w:val="5"/>
+        <w:keepNext w:val="0"/>
+        <w:keepLines w:val="0"/>
+        <w:widowControl/>
+        <w:suppressLineNumbers w:val="0"/>
+      </w:pPr>
+    </w:p>
+    <w:p>
+      <w:pPr>
+        <w:pStyle w:val="5"/>
+        <w:keepNext w:val="0"/>
+        <w:keepLines w:val="0"/>
+        <w:widowControl/>
+        <w:suppressLineNumbers w:val="0"/>
+        <w:bidi w:val="0"/>
+      </w:pPr>
+      <w:r>
+        <w:t>默认参数：在代码中预设好合理的 TopN、权重、BM25 的 k1 和 b 参数阈值，并附带简单的停用词表。</w:t>
+      </w:r>
+    </w:p>
+    <w:p>
+      <w:pPr>
+        <w:rPr>
+          <w:rFonts w:hint="default"/>
+          <w:lang w:val="en-US" w:eastAsia="zh-CN"/>
+        </w:rPr>
+      </w:pPr>
     </w:p>
     <w:sectPr>
       <w:pgSz w:w="11906" w:h="16838"/>
@@ -2516,7 +4077,7 @@
   <w:docDefaults>
     <w:rPrDefault>
       <w:rPr>
-        <w:rFonts w:asciiTheme="minorHAnsi" w:hAnsiTheme="minorHAnsi" w:eastAsiaTheme="minorEastAsia" w:cstheme="minorBidi"/>
+        <w:rFonts w:ascii="Times New Roman" w:hAnsi="Times New Roman" w:eastAsia="宋体" w:cs="Times New Roman"/>
       </w:rPr>
     </w:rPrDefault>
     <w:pPrDefault/>
@@ -2607,25 +4168,25 @@
     <w:lsdException w:unhideWhenUsed="0" w:uiPriority="0" w:semiHidden="0" w:name="Body Text Indent 2"/>
     <w:lsdException w:unhideWhenUsed="0" w:uiPriority="0" w:semiHidden="0" w:name="Body Text Indent 3"/>
     <w:lsdException w:unhideWhenUsed="0" w:uiPriority="0" w:semiHidden="0" w:name="Block Text"/>
-    <w:lsdException w:unhideWhenUsed="0" w:uiPriority="0" w:semiHidden="0" w:name="Hyperlink"/>
+    <w:lsdException w:qFormat="1" w:unhideWhenUsed="0" w:uiPriority="0" w:semiHidden="0" w:name="Hyperlink"/>
     <w:lsdException w:unhideWhenUsed="0" w:uiPriority="0" w:semiHidden="0" w:name="FollowedHyperlink"/>
     <w:lsdException w:qFormat="1" w:unhideWhenUsed="0" w:uiPriority="0" w:semiHidden="0" w:name="Strong"/>
     <w:lsdException w:qFormat="1" w:unhideWhenUsed="0" w:uiPriority="0" w:semiHidden="0" w:name="Emphasis"/>
     <w:lsdException w:unhideWhenUsed="0" w:uiPriority="0" w:semiHidden="0" w:name="Document Map"/>
     <w:lsdException w:unhideWhenUsed="0" w:uiPriority="0" w:semiHidden="0" w:name="Plain Text"/>
     <w:lsdException w:unhideWhenUsed="0" w:uiPriority="0" w:semiHidden="0" w:name="E-mail Signature"/>
-    <w:lsdException w:unhideWhenUsed="0" w:uiPriority="0" w:semiHidden="0" w:name="Normal (Web)"/>
+    <w:lsdException w:qFormat="1" w:unhideWhenUsed="0" w:uiPriority="0" w:semiHidden="0" w:name="Normal (Web)"/>
     <w:lsdException w:unhideWhenUsed="0" w:uiPriority="0" w:semiHidden="0" w:name="HTML Acronym"/>
     <w:lsdException w:unhideWhenUsed="0" w:uiPriority="0" w:semiHidden="0" w:name="HTML Address"/>
     <w:lsdException w:unhideWhenUsed="0" w:uiPriority="0" w:semiHidden="0" w:name="HTML Cite"/>
-    <w:lsdException w:unhideWhenUsed="0" w:uiPriority="0" w:semiHidden="0" w:name="HTML Code"/>
+    <w:lsdException w:qFormat="1" w:unhideWhenUsed="0" w:uiPriority="0" w:semiHidden="0" w:name="HTML Code"/>
     <w:lsdException w:unhideWhenUsed="0" w:uiPriority="0" w:semiHidden="0" w:name="HTML Definition"/>
     <w:lsdException w:unhideWhenUsed="0" w:uiPriority="0" w:semiHidden="0" w:name="HTML Keyboard"/>
     <w:lsdException w:unhideWhenUsed="0" w:uiPriority="0" w:semiHidden="0" w:name="HTML Preformatted"/>
     <w:lsdException w:unhideWhenUsed="0" w:uiPriority="0" w:semiHidden="0" w:name="HTML Sample"/>
     <w:lsdException w:unhideWhenUsed="0" w:uiPriority="0" w:semiHidden="0" w:name="HTML Typewriter"/>
     <w:lsdException w:unhideWhenUsed="0" w:uiPriority="0" w:semiHidden="0" w:name="HTML Variable"/>
-    <w:lsdException w:unhideWhenUsed="0" w:uiPriority="0" w:name="Normal Table"/>
+    <w:lsdException w:qFormat="1" w:unhideWhenUsed="0" w:uiPriority="0" w:name="Normal Table"/>
     <w:lsdException w:unhideWhenUsed="0" w:uiPriority="0" w:semiHidden="0" w:name="annotation subject"/>
     <w:lsdException w:unhideWhenUsed="0" w:uiPriority="0" w:semiHidden="0" w:name="Table Simple 1"/>
     <w:lsdException w:unhideWhenUsed="0" w:uiPriority="0" w:semiHidden="0" w:name="Table Simple 2"/>
@@ -2805,14 +4366,59 @@
       <w:sz w:val="44"/>
     </w:rPr>
   </w:style>
-  <w:style w:type="character" w:default="1" w:styleId="4">
+  <w:style w:type="paragraph" w:styleId="3">
+    <w:name w:val="heading 3"/>
+    <w:basedOn w:val="1"/>
+    <w:next w:val="1"/>
+    <w:semiHidden/>
+    <w:unhideWhenUsed/>
+    <w:qFormat/>
+    <w:uiPriority w:val="0"/>
+    <w:pPr>
+      <w:spacing w:before="0" w:beforeAutospacing="1" w:after="0" w:afterAutospacing="1"/>
+      <w:jc w:val="left"/>
+    </w:pPr>
+    <w:rPr>
+      <w:rFonts w:hint="eastAsia" w:ascii="宋体" w:hAnsi="宋体" w:eastAsia="宋体" w:cs="宋体"/>
+      <w:b/>
+      <w:bCs/>
+      <w:kern w:val="0"/>
+      <w:sz w:val="27"/>
+      <w:szCs w:val="27"/>
+      <w:lang w:val="en-US" w:eastAsia="zh-CN" w:bidi="ar"/>
+    </w:rPr>
+  </w:style>
+  <w:style w:type="paragraph" w:styleId="4">
+    <w:name w:val="heading 4"/>
+    <w:basedOn w:val="1"/>
+    <w:next w:val="1"/>
+    <w:semiHidden/>
+    <w:unhideWhenUsed/>
+    <w:qFormat/>
+    <w:uiPriority w:val="0"/>
+    <w:pPr>
+      <w:spacing w:before="0" w:beforeAutospacing="1" w:after="0" w:afterAutospacing="1"/>
+      <w:jc w:val="left"/>
+    </w:pPr>
+    <w:rPr>
+      <w:rFonts w:hint="eastAsia" w:ascii="宋体" w:hAnsi="宋体" w:eastAsia="宋体" w:cs="宋体"/>
+      <w:b/>
+      <w:bCs/>
+      <w:kern w:val="0"/>
+      <w:sz w:val="24"/>
+      <w:szCs w:val="24"/>
+      <w:lang w:val="en-US" w:eastAsia="zh-CN" w:bidi="ar"/>
+    </w:rPr>
+  </w:style>
+  <w:style w:type="character" w:default="1" w:styleId="7">
     <w:name w:val="Default Paragraph Font"/>
     <w:semiHidden/>
     <w:uiPriority w:val="0"/>
   </w:style>
-  <w:style w:type="table" w:default="1" w:styleId="3">
+  <w:style w:type="table" w:default="1" w:styleId="6">
     <w:name w:val="Normal Table"/>
     <w:semiHidden/>
+    <w:qFormat/>
     <w:uiPriority w:val="0"/>
     <w:tblPr>
       <w:tblCellMar>
@@ -2822,6 +4428,42 @@
         <w:right w:w="108" w:type="dxa"/>
       </w:tblCellMar>
     </w:tblPr>
+  </w:style>
+  <w:style w:type="paragraph" w:styleId="5">
+    <w:name w:val="Normal (Web)"/>
+    <w:basedOn w:val="1"/>
+    <w:qFormat/>
+    <w:uiPriority w:val="0"/>
+    <w:pPr>
+      <w:spacing w:before="0" w:beforeAutospacing="1" w:after="0" w:afterAutospacing="1"/>
+      <w:ind w:left="0" w:right="0"/>
+      <w:jc w:val="left"/>
+    </w:pPr>
+    <w:rPr>
+      <w:kern w:val="0"/>
+      <w:sz w:val="24"/>
+      <w:lang w:val="en-US" w:eastAsia="zh-CN" w:bidi="ar"/>
+    </w:rPr>
+  </w:style>
+  <w:style w:type="character" w:styleId="8">
+    <w:name w:val="Hyperlink"/>
+    <w:basedOn w:val="7"/>
+    <w:qFormat/>
+    <w:uiPriority w:val="0"/>
+    <w:rPr>
+      <w:color w:val="0000FF"/>
+      <w:u w:val="single"/>
+    </w:rPr>
+  </w:style>
+  <w:style w:type="character" w:styleId="9">
+    <w:name w:val="HTML Code"/>
+    <w:basedOn w:val="7"/>
+    <w:qFormat/>
+    <w:uiPriority w:val="0"/>
+    <w:rPr>
+      <w:rFonts w:ascii="Courier New" w:hAnsi="Courier New"/>
+      <w:sz w:val="20"/>
+    </w:rPr>
   </w:style>
 </w:styles>
 </file>
